--- a/press/downloads/jp/Hybrid-Press-Release-jp.docx
+++ b/press/downloads/jp/Hybrid-Press-Release-jp.docx
@@ -438,7 +438,7 @@
         </w:rPr>
         <w:t xml:space="preserve">Hybridは</w:t>
       </w:r>
-      <w:hyperlink w:history="1" r:id="rId7cna9onnncdy1lm_vive2">
+      <w:hyperlink w:history="1" r:id="rIdlptc1jvxcylmdbz36vxy-">
         <w:r>
           <w:rPr>
             <w:rFonts w:ascii="Yu Gothic" w:cs="Yu Gothic" w:eastAsia="Yu Gothic" w:hAnsi="Yu Gothic"/>
@@ -499,7 +499,7 @@
         </w:rPr>
         <w:t xml:space="preserve">で全機能を解放します。未加入の場合、HybridはMarkdownドキュメントのリーダーとして使えます。アプリはmacOS 13（Ventura）以降、Apple SiliconとIntelの両方で動作し、9言語に対応します：ドイツ語、英語、フランス語、スペイン語、イタリア語、ポルトガル語、オランダ語、日本語、簡体字中国語。iPhoneとiPad版は開発中で、AppleのTestFlightによる公開ベータテストがすでに始まっています。一足先に書いてフィードバックを寄せたい方は、無料で参加できます：</w:t>
       </w:r>
-      <w:hyperlink w:history="1" r:id="rId1adjynat2px84xbevvn5_">
+      <w:hyperlink w:history="1" r:id="rIdrqr6v1hlmaxja4ngezoas">
         <w:r>
           <w:rPr>
             <w:rFonts w:ascii="Yu Gothic" w:cs="Yu Gothic" w:eastAsia="Yu Gothic" w:hAnsi="Yu Gothic"/>
@@ -596,7 +596,7 @@
         </w:rPr>
         <w:t xml:space="preserve">E-Mail: </w:t>
       </w:r>
-      <w:hyperlink w:history="1" r:id="rId7pmdtxbx03g_dzctip6fj">
+      <w:hyperlink w:history="1" r:id="rId2n1zcgmbjnopc3dm8amf4">
         <w:r>
           <w:rPr>
             <w:rFonts w:ascii="Yu Gothic" w:cs="Yu Gothic" w:eastAsia="Yu Gothic" w:hAnsi="Yu Gothic"/>
@@ -622,7 +622,7 @@
         </w:rPr>
         <w:t xml:space="preserve">Web: </w:t>
       </w:r>
-      <w:hyperlink w:history="1" r:id="rIdjgatg5dunz5u6gv6lwyc8">
+      <w:hyperlink w:history="1" r:id="rIdp9eyhpnx6k1yqg3fz9imr">
         <w:r>
           <w:rPr>
             <w:rFonts w:ascii="Yu Gothic" w:cs="Yu Gothic" w:eastAsia="Yu Gothic" w:hAnsi="Yu Gothic"/>
@@ -632,6 +632,32 @@
             <w:u w:val="single"/>
           </w:rPr>
           <w:t xml:space="preserve">hybrid-editor.com</w:t>
+        </w:r>
+      </w:hyperlink>
+    </w:p>
+    <w:p>
+      <w:pPr>
+        <w:spacing w:after="200" w:line="276"/>
+      </w:pPr>
+      <w:r>
+        <w:rPr>
+          <w:rFonts w:ascii="Yu Gothic" w:cs="Yu Gothic" w:eastAsia="Yu Gothic" w:hAnsi="Yu Gothic"/>
+          <w:color w:val="292423"/>
+          <w:sz w:val="22"/>
+          <w:szCs w:val="22"/>
+        </w:rPr>
+        <w:t xml:space="preserve">高解像度（印刷用）およびWeb用に最適化したスクリーンショットは、ウェブサイトからダウンロードできます：</w:t>
+      </w:r>
+      <w:hyperlink w:history="1" r:id="rIdgp-j3mz7huszprseuokal">
+        <w:r>
+          <w:rPr>
+            <w:rFonts w:ascii="Yu Gothic" w:cs="Yu Gothic" w:eastAsia="Yu Gothic" w:hAnsi="Yu Gothic"/>
+            <w:color w:val="B45208"/>
+            <w:sz w:val="22"/>
+            <w:szCs w:val="22"/>
+            <w:u w:val="single"/>
+          </w:rPr>
+          <w:t xml:space="preserve">hybrid-editor.com/jp/press/hybrid-1-0/</w:t>
         </w:r>
       </w:hyperlink>
     </w:p>
